--- a/Docs/scenariy_praktikum_5_6.docx
+++ b/Docs/scenariy_praktikum_5_6.docx
@@ -93,7 +93,7 @@
           </w:tcPr>
           <w:p>
             <w:r>
-              <w:t>Титул, пять ситуаций</w:t>
+              <w:t>Титул, восемь доступных ситуаций</w:t>
             </w:r>
           </w:p>
         </w:tc>
@@ -147,7 +147,7 @@
           </w:tcPr>
           <w:p>
             <w:r>
-              <w:t>Записка о принтере</w:t>
+              <w:t>Сравнение трёх моделей оборудования</w:t>
             </w:r>
           </w:p>
         </w:tc>
